--- a/SAFETY_FEATURES.docx
+++ b/SAFETY_FEATURES.docx
@@ -84,7 +84,7 @@
         <w:rPr>
           <w:rStyle w:val="VerbatimChar"/>
         </w:rPr>
-        <w:t xml:space="preserve">├── Joshua's Gold Coast\       ← QB 2023 source (30MB, testing file)</w:t>
+        <w:t xml:space="preserve">├── Joshs_Gold_Coast\              ← QB 2023 source (30MB, testing file)</w:t>
       </w:r>
       <w:r>
         <w:br/>
@@ -93,7 +93,7 @@
         <w:rPr>
           <w:rStyle w:val="VerbatimChar"/>
         </w:rPr>
-        <w:t xml:space="preserve">│   └── *.qbw</w:t>
+        <w:t xml:space="preserve">│   └── Joshs_Gold_Coast_II_2023.qbw</w:t>
       </w:r>
       <w:r>
         <w:br/>
@@ -102,7 +102,7 @@
         <w:rPr>
           <w:rStyle w:val="VerbatimChar"/>
         </w:rPr>
-        <w:t xml:space="preserve">├── Blank Template\            ← QB 2021 target</w:t>
+        <w:t xml:space="preserve">├── QB21_Blank_Template\           ← QB 2021 target</w:t>
       </w:r>
       <w:r>
         <w:br/>
@@ -111,7 +111,7 @@
         <w:rPr>
           <w:rStyle w:val="VerbatimChar"/>
         </w:rPr>
-        <w:t xml:space="preserve">│   └── *.qbw</w:t>
+        <w:t xml:space="preserve">│   └── Blank_Template.qbw</w:t>
       </w:r>
       <w:r>
         <w:br/>
@@ -120,7 +120,7 @@
         <w:rPr>
           <w:rStyle w:val="VerbatimChar"/>
         </w:rPr>
-        <w:t xml:space="preserve">└── Air Masters\               ← QB 2023 production (360MB — DO NOT USE)</w:t>
+        <w:t xml:space="preserve">└── Air_Masters\                   ← QB 2023 production (360MB — DO NOT USE)</w:t>
       </w:r>
       <w:r>
         <w:br/>
@@ -129,7 +129,7 @@
         <w:rPr>
           <w:rStyle w:val="VerbatimChar"/>
         </w:rPr>
-        <w:t xml:space="preserve">    └── Air-Masters-QB-2023.qbw</w:t>
+        <w:t xml:space="preserve">    └── Air_Masters_QB_2023.qbw</w:t>
       </w:r>
       <w:r>
         <w:br/>
@@ -159,7 +159,7 @@
         <w:rPr>
           <w:rStyle w:val="VerbatimChar"/>
         </w:rPr>
-        <w:t xml:space="preserve">│   ├── Source\                ← COPY of Joshua's Gold Coast .qbw</w:t>
+        <w:t xml:space="preserve">│   ├── Source\                    ← COPY of Joshs_Gold_Coast .qbw</w:t>
       </w:r>
       <w:r>
         <w:br/>
@@ -168,7 +168,7 @@
         <w:rPr>
           <w:rStyle w:val="VerbatimChar"/>
         </w:rPr>
-        <w:t xml:space="preserve">│   └── Target\                ← COPY of Blank Template .qbw</w:t>
+        <w:t xml:space="preserve">│   └── Target\                    ← COPY of Blank_Template .qbw</w:t>
       </w:r>
       <w:r>
         <w:br/>
@@ -205,6 +205,21 @@
           <w:rStyle w:val="VerbatimChar"/>
         </w:rPr>
         <w:t xml:space="preserve">└── Validation\</w:t>
+      </w:r>
+    </w:p>
+    <w:p>
+      <w:pPr>
+        <w:pStyle w:val="BlockText"/>
+      </w:pPr>
+      <w:r>
+        <w:rPr>
+          <w:bCs/>
+          <w:b/>
+        </w:rPr>
+        <w:t xml:space="preserve">NOTE</w:t>
+      </w:r>
+      <w:r>
+        <w:t xml:space="preserve">: All folder/file names use underscores instead of spaces for Windows path compatibility.</w:t>
       </w:r>
     </w:p>
     <w:bookmarkEnd w:id="21"/>
@@ -579,7 +594,10 @@
         <w:t xml:space="preserve">Protected patterns</w:t>
       </w:r>
       <w:r>
-        <w:t xml:space="preserve">:</w:t>
+        <w:t xml:space="preserve"> </w:t>
+      </w:r>
+      <w:r>
+        <w:t xml:space="preserve">(current underscore paths AND legacy space paths):</w:t>
       </w:r>
     </w:p>
     <w:p>
@@ -594,7 +612,7 @@
         <w:rPr>
           <w:rStyle w:val="VerbatimChar"/>
         </w:rPr>
-        <w:t xml:space="preserve">\Desktop\Joshua's Gold Coast</w:t>
+        <w:t xml:space="preserve">\Desktop\Joshs_Gold_Coast</w:t>
       </w:r>
     </w:p>
     <w:p>
@@ -609,7 +627,7 @@
         <w:rPr>
           <w:rStyle w:val="VerbatimChar"/>
         </w:rPr>
-        <w:t xml:space="preserve">\Desktop\Blank Template</w:t>
+        <w:t xml:space="preserve">\Desktop\QB21_Blank_Template</w:t>
       </w:r>
     </w:p>
     <w:p>
@@ -624,7 +642,7 @@
         <w:rPr>
           <w:rStyle w:val="VerbatimChar"/>
         </w:rPr>
-        <w:t xml:space="preserve">\Desktop\Air Masters</w:t>
+        <w:t xml:space="preserve">\Desktop\Air_Masters</w:t>
       </w:r>
     </w:p>
     <w:p>
@@ -639,7 +657,76 @@
         <w:rPr>
           <w:rStyle w:val="VerbatimChar"/>
         </w:rPr>
+        <w:t xml:space="preserve">\Desktop\Joshua's Gold Coast</w:t>
+      </w:r>
+      <w:r>
+        <w:t xml:space="preserve"> </w:t>
+      </w:r>
+      <w:r>
+        <w:t xml:space="preserve">(legacy)</w:t>
+      </w:r>
+    </w:p>
+    <w:p>
+      <w:pPr>
+        <w:numPr>
+          <w:ilvl w:val="1"/>
+          <w:numId w:val="1004"/>
+        </w:numPr>
+        <w:pStyle w:val="Compact"/>
+      </w:pPr>
+      <w:r>
+        <w:rPr>
+          <w:rStyle w:val="VerbatimChar"/>
+        </w:rPr>
+        <w:t xml:space="preserve">\Desktop\Blank Template</w:t>
+      </w:r>
+      <w:r>
+        <w:t xml:space="preserve"> </w:t>
+      </w:r>
+      <w:r>
+        <w:t xml:space="preserve">(legacy)</w:t>
+      </w:r>
+    </w:p>
+    <w:p>
+      <w:pPr>
+        <w:numPr>
+          <w:ilvl w:val="1"/>
+          <w:numId w:val="1004"/>
+        </w:numPr>
+        <w:pStyle w:val="Compact"/>
+      </w:pPr>
+      <w:r>
+        <w:rPr>
+          <w:rStyle w:val="VerbatimChar"/>
+        </w:rPr>
+        <w:t xml:space="preserve">\Desktop\Air Masters</w:t>
+      </w:r>
+      <w:r>
+        <w:t xml:space="preserve"> </w:t>
+      </w:r>
+      <w:r>
+        <w:t xml:space="preserve">(legacy)</w:t>
+      </w:r>
+    </w:p>
+    <w:p>
+      <w:pPr>
+        <w:numPr>
+          <w:ilvl w:val="1"/>
+          <w:numId w:val="1004"/>
+        </w:numPr>
+        <w:pStyle w:val="Compact"/>
+      </w:pPr>
+      <w:r>
+        <w:rPr>
+          <w:rStyle w:val="VerbatimChar"/>
+        </w:rPr>
         <w:t xml:space="preserve">\Desktop\AirMasters</w:t>
+      </w:r>
+      <w:r>
+        <w:t xml:space="preserve"> </w:t>
+      </w:r>
+      <w:r>
+        <w:t xml:space="preserve">(legacy)</w:t>
       </w:r>
     </w:p>
     <w:bookmarkEnd w:id="24"/>
@@ -989,7 +1076,7 @@
         <w:rPr>
           <w:rStyle w:val="StringTok"/>
         </w:rPr>
-        <w:t xml:space="preserve">Joshua's Gold Coast"</w:t>
+        <w:t xml:space="preserve">Joshs_Gold_Coast"</w:t>
       </w:r>
       <w:r>
         <w:rPr>
@@ -1157,7 +1244,7 @@
         <w:rPr>
           <w:rStyle w:val="StringTok"/>
         </w:rPr>
-        <w:t xml:space="preserve">Blank Template"</w:t>
+        <w:t xml:space="preserve">QB21_Blank_Template"</w:t>
       </w:r>
       <w:r>
         <w:rPr>
